--- a/LAB04/assign_task.docx
+++ b/LAB04/assign_task.docx
@@ -99,6 +99,23 @@
           <w:szCs w:val="28"/>
         </w:rPr>
         <w:t>Bản đồ nhiệt tương quan (Correlation heatmap) </w:t>
+      </w:r>
+    </w:p>
+    <w:p>
+      <w:pPr>
+        <w:rPr>
+          <w:rFonts w:ascii="Times New Roman" w:hAnsi="Times New Roman" w:cs="Times New Roman"/>
+          <w:sz w:val="28"/>
+          <w:szCs w:val="28"/>
+        </w:rPr>
+      </w:pPr>
+      <w:r>
+        <w:rPr>
+          <w:rFonts w:ascii="Times New Roman" w:hAnsi="Times New Roman" w:cs="Times New Roman"/>
+          <w:sz w:val="28"/>
+          <w:szCs w:val="28"/>
+        </w:rPr>
+        <w:t>Làm powerpoint</w:t>
       </w:r>
     </w:p>
     <w:p>
@@ -1276,6 +1293,7 @@
   <w:style w:type="character" w:default="1" w:styleId="DefaultParagraphFont">
     <w:name w:val="Default Paragraph Font"/>
     <w:uiPriority w:val="1"/>
+    <w:semiHidden/>
     <w:unhideWhenUsed/>
   </w:style>
   <w:style w:type="table" w:default="1" w:styleId="TableNormal">

--- a/LAB04/assign_task.docx
+++ b/LAB04/assign_task.docx
@@ -159,7 +159,7 @@
           <w:sz w:val="28"/>
           <w:szCs w:val="28"/>
         </w:rPr>
-        <w:t>Phân tích nhị biến (Bivariate analysis) </w:t>
+        <w:t>Xử lý dữ liệu bị mất (Missing values proccessing)</w:t>
       </w:r>
     </w:p>
     <w:p>
@@ -1293,7 +1293,6 @@
   <w:style w:type="character" w:default="1" w:styleId="DefaultParagraphFont">
     <w:name w:val="Default Paragraph Font"/>
     <w:uiPriority w:val="1"/>
-    <w:semiHidden/>
     <w:unhideWhenUsed/>
   </w:style>
   <w:style w:type="table" w:default="1" w:styleId="TableNormal">
